--- a/skills/phong-dao-tao/assets/qd-phan-cong-nguoi-huong-dan-thuc-hanh.docx
+++ b/skills/phong-dao-tao/assets/qd-phan-cong-nguoi-huong-dan-thuc-hanh.docx
@@ -1,5 +1,52 @@
 
-<file path=word/document.xml><?xml version="1.0" encoding="utf-8"?>
+<file path=./[Content_Types].xml><?xml version="1.0" encoding="utf-8"?>
+<Types xmlns="http://schemas.openxmlformats.org/package/2006/content-types">
+  <Default Extension="rels" ContentType="application/vnd.openxmlformats-package.relationships+xml"/>
+  <Default Extension="xml" ContentType="application/xml"/>
+  <Override PartName="/word/document.xml" ContentType="application/vnd.openxmlformats-officedocument.wordprocessingml.document.main+xml"/>
+  <Override PartName="/word/theme/theme1.xml" ContentType="application/vnd.openxmlformats-officedocument.theme+xml"/>
+  <Override PartName="/docProps/core.xml" ContentType="application/vnd.openxmlformats-package.core-properties+xml"/>
+  <Override PartName="/docProps/app.xml" ContentType="application/vnd.openxmlformats-officedocument.extended-properties+xml"/>
+  <Override PartName="/docProps/custom.xml" ContentType="application/vnd.openxmlformats-officedocument.custom-properties+xml"/>
+</Types>
+</file>
+
+<file path=./docProps/app.xml><?xml version="1.0" encoding="utf-8"?>
+<Properties xmlns="http://schemas.openxmlformats.org/officeDocument/2006/extended-properties" xmlns:vt="http://schemas.openxmlformats.org/officeDocument/2006/docPropsVTypes">
+  <Company>Microsoft</Company>
+</Properties>
+</file>
+
+<file path=./docProps/core.xml><?xml version="1.0" encoding="utf-8"?>
+<cp:coreProperties xmlns:cp="http://schemas.openxmlformats.org/package/2006/metadata/core-properties" xmlns:dc="http://purl.org/dc/elements/1.1/" xmlns:dcterms="http://purl.org/dc/terms/" xmlns:dcmitype="http://purl.org/dc/dcmitype/" xmlns:xsi="http://www.w3.org/2001/XMLSchema-instance">
+  <dc:title/>
+  <dc:subject/>
+  <dc:creator>MayTinhDucDung</dc:creator>
+  <cp:keywords/>
+  <cp:lastModifiedBy>Tien Ich May Tinh</cp:lastModifiedBy>
+  <dcterms:created>2024-01-10T15:56:00Z</dcterms:created>
+  <dcterms:modified>2024-01-10T15:56:00Z</dcterms:modified>
+</cp:coreProperties>
+</file>
+
+<file path=./docProps/custom.xml><?xml version="1.0" encoding="utf-8"?>
+<op:Properties xmlns:op="http://schemas.openxmlformats.org/officeDocument/2006/custom-properties">
+  <op:property fmtid="{D5CDD505-2E9C-101B-9397-08002B2CF9AE}" pid="2" name="OfficeCLI.Version">
+    <vt:lpwstr xmlns:vt="http://schemas.openxmlformats.org/officeDocument/2006/docPropsVTypes">1.0.136</vt:lpwstr>
+  </op:property>
+  <op:property fmtid="{D5CDD505-2E9C-101B-9397-08002B2CF9AE}" pid="3" name="OfficeCLI.LastModified">
+    <vt:lpwstr xmlns:vt="http://schemas.openxmlformats.org/officeDocument/2006/docPropsVTypes">2026-07-18T05:00:38Z</vt:lpwstr>
+  </op:property>
+</op:Properties>
+</file>
+
+<file path=./docProps/meta.xml><?xml version="1.0" encoding="utf-8"?>
+<meta xmlns="http://schemas.apple.com/cocoa/2006/metadata">
+  <generator>CocoaOOXMLWriter/2765.5</generator>
+</meta>
+</file>
+
+<file path=./word/document.xml><?xml version="1.0" encoding="utf-8"?>
 <w:document xmlns:ve="http://schemas.openxmlformats.org/markup-compatibility/2006" xmlns:o="urn:schemas-microsoft-com:office:office" xmlns:r="http://schemas.openxmlformats.org/officeDocument/2006/relationships" xmlns:v="urn:schemas-microsoft-com:vml" xmlns:wp="http://schemas.openxmlformats.org/drawingml/2006/wordprocessingDrawing" xmlns:w10="urn:schemas-microsoft-com:office:word" xmlns:w="http://schemas.openxmlformats.org/wordprocessingml/2006/main" xmlns:mc="http://schemas.openxmlformats.org/markup-compatibility/2006" xmlns:w14="http://schemas.microsoft.com/office/word/2010/wordml">
   <w:body>
     <w:p>
@@ -513,7 +560,7 @@
 </w:document>
 </file>
 
-<file path=word/theme/theme1.xml><?xml version="1.0" encoding="utf-8"?>
+<file path=./word/theme/theme1.xml><?xml version="1.0" encoding="utf-8"?>
 <a:theme xmlns:a="http://schemas.openxmlformats.org/drawingml/2006/main" name="Default Theme">
   <a:themeElements>
     <a:clrScheme name="Default">

--- a/skills/phong-dao-tao/assets/qd-phan-cong-nguoi-huong-dan-thuc-hanh.docx
+++ b/skills/phong-dao-tao/assets/qd-phan-cong-nguoi-huong-dan-thuc-hanh.docx
@@ -1,52 +1,5 @@
 
-<file path=./[Content_Types].xml><?xml version="1.0" encoding="utf-8"?>
-<Types xmlns="http://schemas.openxmlformats.org/package/2006/content-types">
-  <Default Extension="rels" ContentType="application/vnd.openxmlformats-package.relationships+xml"/>
-  <Default Extension="xml" ContentType="application/xml"/>
-  <Override PartName="/word/document.xml" ContentType="application/vnd.openxmlformats-officedocument.wordprocessingml.document.main+xml"/>
-  <Override PartName="/word/theme/theme1.xml" ContentType="application/vnd.openxmlformats-officedocument.theme+xml"/>
-  <Override PartName="/docProps/core.xml" ContentType="application/vnd.openxmlformats-package.core-properties+xml"/>
-  <Override PartName="/docProps/app.xml" ContentType="application/vnd.openxmlformats-officedocument.extended-properties+xml"/>
-  <Override PartName="/docProps/custom.xml" ContentType="application/vnd.openxmlformats-officedocument.custom-properties+xml"/>
-</Types>
-</file>
-
-<file path=./docProps/app.xml><?xml version="1.0" encoding="utf-8"?>
-<Properties xmlns="http://schemas.openxmlformats.org/officeDocument/2006/extended-properties" xmlns:vt="http://schemas.openxmlformats.org/officeDocument/2006/docPropsVTypes">
-  <Company>Microsoft</Company>
-</Properties>
-</file>
-
-<file path=./docProps/core.xml><?xml version="1.0" encoding="utf-8"?>
-<cp:coreProperties xmlns:cp="http://schemas.openxmlformats.org/package/2006/metadata/core-properties" xmlns:dc="http://purl.org/dc/elements/1.1/" xmlns:dcterms="http://purl.org/dc/terms/" xmlns:dcmitype="http://purl.org/dc/dcmitype/" xmlns:xsi="http://www.w3.org/2001/XMLSchema-instance">
-  <dc:title/>
-  <dc:subject/>
-  <dc:creator>MayTinhDucDung</dc:creator>
-  <cp:keywords/>
-  <cp:lastModifiedBy>Tien Ich May Tinh</cp:lastModifiedBy>
-  <dcterms:created>2024-01-10T15:56:00Z</dcterms:created>
-  <dcterms:modified>2024-01-10T15:56:00Z</dcterms:modified>
-</cp:coreProperties>
-</file>
-
-<file path=./docProps/custom.xml><?xml version="1.0" encoding="utf-8"?>
-<op:Properties xmlns:op="http://schemas.openxmlformats.org/officeDocument/2006/custom-properties">
-  <op:property fmtid="{D5CDD505-2E9C-101B-9397-08002B2CF9AE}" pid="2" name="OfficeCLI.Version">
-    <vt:lpwstr xmlns:vt="http://schemas.openxmlformats.org/officeDocument/2006/docPropsVTypes">1.0.136</vt:lpwstr>
-  </op:property>
-  <op:property fmtid="{D5CDD505-2E9C-101B-9397-08002B2CF9AE}" pid="3" name="OfficeCLI.LastModified">
-    <vt:lpwstr xmlns:vt="http://schemas.openxmlformats.org/officeDocument/2006/docPropsVTypes">2026-07-18T05:00:38Z</vt:lpwstr>
-  </op:property>
-</op:Properties>
-</file>
-
-<file path=./docProps/meta.xml><?xml version="1.0" encoding="utf-8"?>
-<meta xmlns="http://schemas.apple.com/cocoa/2006/metadata">
-  <generator>CocoaOOXMLWriter/2765.5</generator>
-</meta>
-</file>
-
-<file path=./word/document.xml><?xml version="1.0" encoding="utf-8"?>
+<file path=word/document.xml><?xml version="1.0" encoding="utf-8"?>
 <w:document xmlns:ve="http://schemas.openxmlformats.org/markup-compatibility/2006" xmlns:o="urn:schemas-microsoft-com:office:office" xmlns:r="http://schemas.openxmlformats.org/officeDocument/2006/relationships" xmlns:v="urn:schemas-microsoft-com:vml" xmlns:wp="http://schemas.openxmlformats.org/drawingml/2006/wordprocessingDrawing" xmlns:w10="urn:schemas-microsoft-com:office:word" xmlns:w="http://schemas.openxmlformats.org/wordprocessingml/2006/main" xmlns:mc="http://schemas.openxmlformats.org/markup-compatibility/2006" xmlns:w14="http://schemas.microsoft.com/office/word/2010/wordml">
   <w:body>
     <w:p>
@@ -560,7 +513,7 @@
 </w:document>
 </file>
 
-<file path=./word/theme/theme1.xml><?xml version="1.0" encoding="utf-8"?>
+<file path=word/theme/theme1.xml><?xml version="1.0" encoding="utf-8"?>
 <a:theme xmlns:a="http://schemas.openxmlformats.org/drawingml/2006/main" name="Default Theme">
   <a:themeElements>
     <a:clrScheme name="Default">

--- a/skills/phong-dao-tao/assets/qd-phan-cong-nguoi-huong-dan-thuc-hanh.docx
+++ b/skills/phong-dao-tao/assets/qd-phan-cong-nguoi-huong-dan-thuc-hanh.docx
@@ -38,7 +38,7 @@
           <w:sz w:val="26"/>
           <w:szCs w:val="26"/>
         </w:rPr>
-        <w:t xml:space="preserve">   </w:t>
+        <w:t xml:space="preserve"> </w:t>
       </w:r>
       <w:r>
         <w:rPr>
@@ -61,7 +61,7 @@
           <w:sz w:val="26"/>
           <w:szCs w:val="26"/>
         </w:rPr>
-        <w:t xml:space="preserve">  </w:t>
+        <w:t xml:space="preserve"> </w:t>
       </w:r>
       <w:r>
         <w:rPr>
@@ -145,7 +145,7 @@
           <w:sz w:val="26"/>
           <w:szCs w:val="26"/>
         </w:rPr>
-        <w:t xml:space="preserve">Số:         /QĐ-BV</w:t>
+        <w:t xml:space="preserve">Số: /QĐ-BV</w:t>
       </w:r>
     </w:p>
     <w:p>
@@ -416,7 +416,7 @@
           <w:sz w:val="28"/>
           <w:szCs w:val="28"/>
         </w:rPr>
-        <w:t xml:space="preserve">KT. GIÁM  ĐỐC</w:t>
+        <w:t xml:space="preserve">KT. GIÁM ĐỐC</w:t>
       </w:r>
     </w:p>
     <w:p>
@@ -454,7 +454,7 @@
           <w:sz w:val="28"/>
           <w:szCs w:val="28"/>
         </w:rPr>
-        <w:t xml:space="preserve">                  </w:t>
+        <w:t xml:space="preserve"> </w:t>
       </w:r>
     </w:p>
     <w:p>
